--- a/NguyenPhanHuuKhanh_DH52200859.docx
+++ b/NguyenPhanHuuKhanh_DH52200859.docx
@@ -20,6 +20,11 @@
     <w:p>
       <w:r>
         <w:t>Câu 2:</w:t>
+      </w:r>
+    </w:p>
+    <w:p>
+      <w:r>
+        <w:t>Git diff dùng để xem sự khác nhau giữa các file trong các commit khác nhau có them, xóa sửa gì không so với file trước đó.</w:t>
       </w:r>
     </w:p>
     <w:p>
